--- a/output/docx/es/BUFRCREX_TableB_es_26.docx
+++ b/output/docx/es/BUFRCREX_TableB_es_26.docx
@@ -825,7 +825,7 @@
                 <w:b w:val="0"/>
                 <w:sz w:val="16"/>
               </w:rPr>
-              <w:t>Note 58: Este indicador estadístico se emplea para determinar si los niveles de la tropopausa siguientes son mínimos, máximos o valores instantáneos (valor de la clave faltante).</w:t>
+              <w:t>Note B58: El descriptor 0 26 003 se utiliza con el 0 08 025 (calificador de diferencia de tiempo).</w:t>
             </w:r>
           </w:p>
         </w:tc>
